--- a/THUCTAP/Templates/NhatKiBaoDuong.docx
+++ b/THUCTAP/Templates/NhatKiBaoDuong.docx
@@ -5,6 +5,7 @@
     <w:p>
       <w:pPr>
         <w:tabs>
+          <w:tab w:val="left" w:pos="14880"/>
           <w:tab w:val="left" w:leader="dot" w:pos="15026"/>
         </w:tabs>
         <w:spacing w:after="0" w:line="240" w:lineRule="auto"/>
@@ -25,7 +26,7 @@
           <w:szCs w:val="24"/>
           <w:lang w:eastAsia="vi-VN"/>
         </w:rPr>
-        <w:t xml:space="preserve">   </w:t>
+        <w:t xml:space="preserve"> </w:t>
       </w:r>
       <w:proofErr w:type="spellStart"/>
       <w:r>
@@ -131,6 +132,21 @@
     </w:p>
     <w:p>
       <w:pPr>
+        <w:tabs>
+          <w:tab w:val="left" w:pos="2486"/>
+        </w:tabs>
+        <w:spacing w:after="0" w:line="240" w:lineRule="auto"/>
+        <w:rPr>
+          <w:rFonts w:ascii="Segoe UI" w:hAnsi="Segoe UI" w:cs="Segoe UI"/>
+          <w:b/>
+          <w:sz w:val="24"/>
+          <w:szCs w:val="24"/>
+          <w:lang w:eastAsia="vi-VN"/>
+        </w:rPr>
+      </w:pPr>
+    </w:p>
+    <w:p>
+      <w:pPr>
         <w:spacing w:line="240" w:lineRule="auto"/>
         <w:rPr>
           <w:rFonts w:ascii="Segoe UI" w:hAnsi="Segoe UI" w:cs="Segoe UI"/>
@@ -148,7 +164,7 @@
           <w:szCs w:val="24"/>
           <w:lang w:eastAsia="vi-VN"/>
         </w:rPr>
-        <w:t xml:space="preserve">   </w:t>
+        <w:t xml:space="preserve">  </w:t>
       </w:r>
       <w:proofErr w:type="spellStart"/>
       <w:r>
@@ -415,7 +431,7 @@
     <w:tbl>
       <w:tblPr>
         <w:tblW w:w="15026" w:type="dxa"/>
-        <w:tblInd w:w="139" w:type="dxa"/>
+        <w:tblInd w:w="2379" w:type="dxa"/>
         <w:tblBorders>
           <w:top w:val="single" w:sz="2" w:space="0" w:color="000000"/>
           <w:left w:val="single" w:sz="2" w:space="0" w:color="000000"/>
@@ -5719,7 +5735,6 @@
                 <w:sz w:val="24"/>
                 <w:szCs w:val="24"/>
               </w:rPr>
-              <w:lastRenderedPageBreak/>
               <w:t xml:space="preserve"> </w:t>
             </w:r>
             <w:r>
@@ -8532,7 +8547,6 @@
     <w:p>
       <w:pPr>
         <w:spacing w:after="0"/>
-        <w:ind w:left="142"/>
         <w:rPr>
           <w:rFonts w:ascii="Segoe UI" w:hAnsi="Segoe UI" w:cs="Segoe UI"/>
           <w:b/>
@@ -8859,6 +8873,7 @@
           <w:szCs w:val="24"/>
           <w:lang w:eastAsia="vi-VN"/>
         </w:rPr>
+        <w:lastRenderedPageBreak/>
         <w:t>Người</w:t>
       </w:r>
       <w:proofErr w:type="spellEnd"/>
@@ -9981,7 +9996,7 @@
       <w:footerReference w:type="default" r:id="rId11"/>
       <w:headerReference w:type="first" r:id="rId12"/>
       <w:footerReference w:type="first" r:id="rId13"/>
-      <w:pgSz w:w="16839" w:h="11907" w:orient="landscape" w:code="9"/>
+      <w:pgSz w:w="23811" w:h="16838" w:orient="landscape" w:code="8"/>
       <w:pgMar w:top="1276" w:right="720" w:bottom="720" w:left="720" w:header="426" w:footer="720" w:gutter="0"/>
       <w:pgNumType w:start="1"/>
       <w:cols w:space="720"/>
@@ -10098,9 +10113,9 @@
       <w:tblLook w:val="0000" w:firstRow="0" w:lastRow="0" w:firstColumn="0" w:lastColumn="0" w:noHBand="0" w:noVBand="0"/>
     </w:tblPr>
     <w:tblGrid>
-      <w:gridCol w:w="2688"/>
-      <w:gridCol w:w="8949"/>
-      <w:gridCol w:w="3383"/>
+      <w:gridCol w:w="3906"/>
+      <w:gridCol w:w="13003"/>
+      <w:gridCol w:w="4915"/>
     </w:tblGrid>
     <w:tr>
       <w:trPr>
@@ -10801,29 +10816,7 @@
               <w:szCs w:val="24"/>
               <w:lang w:eastAsia="ar-SA"/>
             </w:rPr>
-            <w:t xml:space="preserve"> </w:t>
-          </w:r>
-          <w:proofErr w:type="spellStart"/>
-          <w:r>
-            <w:rPr>
-              <w:rFonts w:ascii="Segoe UI" w:eastAsia="Times New Roman" w:hAnsi="Segoe UI" w:cs="Segoe UI"/>
-              <w:color w:val="4D4D4D"/>
-              <w:sz w:val="24"/>
-              <w:szCs w:val="24"/>
-              <w:lang w:eastAsia="ar-SA"/>
-            </w:rPr>
-            <w:t>trang</w:t>
-          </w:r>
-          <w:proofErr w:type="spellEnd"/>
-          <w:r>
-            <w:rPr>
-              <w:rFonts w:ascii="Segoe UI" w:eastAsia="Times New Roman" w:hAnsi="Segoe UI" w:cs="Segoe UI"/>
-              <w:color w:val="4D4D4D"/>
-              <w:sz w:val="24"/>
-              <w:szCs w:val="24"/>
-              <w:lang w:eastAsia="ar-SA"/>
-            </w:rPr>
-            <w:t xml:space="preserve">: </w:t>
+            <w:t xml:space="preserve"> trang: </w:t>
           </w:r>
           <w:r>
             <w:rPr>
@@ -13859,6 +13852,7 @@
   <w:style w:type="character" w:default="1" w:styleId="DefaultParagraphFont">
     <w:name w:val="Default Paragraph Font"/>
     <w:uiPriority w:val="1"/>
+    <w:semiHidden/>
     <w:unhideWhenUsed/>
   </w:style>
   <w:style w:type="table" w:default="1" w:styleId="TableNormal">
